--- a/gooxml/image.docx
+++ b/gooxml/image.docx
@@ -38,6 +38,7 @@
       <w:tr>
         <w:tc>
           <w:tcPr>
+            <w:vMerge w:val="restart"/>
             <w:vAlign w:val="center"/>
           </w:tcPr>
           <w:p>
@@ -100,7 +101,7 @@
         <w:tc>
           <w:p>
             <w:r>
-              <w:t/>
+              <w:t>1122</w:t>
             </w:r>
           </w:p>
         </w:tc>

--- a/gooxml/image.docx
+++ b/gooxml/image.docx
@@ -92,11 +92,7 @@
           <w:tcPr>
             <w:vMerge w:val="continue"/>
           </w:tcPr>
-          <w:p>
-            <w:r>
-              <w:t>Vertical Merge 2</w:t>
-            </w:r>
-          </w:p>
+          <w:p/>
         </w:tc>
         <w:tc>
           <w:p>
